--- a/Chapter1-2.docx
+++ b/Chapter1-2.docx
@@ -115,7 +115,23 @@
           <w:szCs w:val="28"/>
           <w:lang w:val="kk-KZ"/>
         </w:rPr>
-        <w:t xml:space="preserve">Тілдік модель концепциясының рөлі де ерекше маңызды. Егер акустикалық модель «не естілгенін» анықтаса, тілдік модель «не айтылуы мүмкін екенін» болжайды. Қазіргі жүйелерде N-грамм модельдері немесе нейрондық желілік тілдік модельдер қолданылады. Олар сөздердің тіркесімділігін статистикалық тұрғыдан бағалайды. Мысалы, «мобильді» деген сөзден кейін «байланыс» немесе «қоңырау» сөзінің келу ықтималдығы «алма» сөзіне қарағанда әлдеқайда жоғары. Бұл тәсіл дыбыстық деңгейдегі түсініксіздіктерді (омофондарды) шешуге көмектеседі. Сонымен қатар, мобильді қоңырауларды жіктеу мақсаты үшін сөйлеуді тану жүйесі тек сөздерді ғана емес, сонымен бірге сөйлеушінің эмоциясын, үзілістерін және </w:t>
+        <w:t>Тілдік модель концепциясының рөлі де ерекше маңызды. Егер акустикалық модель «не естілгенін» анықтаса, тілдік модель «не айтылуы мүмкін екенін» болжайды. Қазіргі жүйелерде N-грамм модельдері немесе нейрондық желілік тілдік модельдер қолданылады. Олар сөздердің тіркесімділігін статистикалық тұрғыдан бағалайды. Мысалы, «мобильді» деген сөзден кейін «байланыс» немесе «қоңырау» сөзінің келу ықтималдығы «алма» сөзіне қарағанда әлдеқайда жоғары. Бұл тәсіл дыбыстық деңгейдегі түсініксіздіктерді</w:t>
+      </w:r>
+      <w:r>
+        <w:rPr>
+          <w:sz w:val="28"/>
+          <w:szCs w:val="28"/>
+          <w:lang w:val="kk-KZ"/>
+        </w:rPr>
+        <w:t xml:space="preserve"> </w:t>
+      </w:r>
+      <w:r>
+        <w:rPr>
+          <w:sz w:val="28"/>
+          <w:szCs w:val="28"/>
+          <w:lang w:val="kk-KZ"/>
+        </w:rPr>
+        <w:t xml:space="preserve">шешуге көмектеседі. Сонымен қатар, мобильді қоңырауларды жіктеу мақсаты үшін сөйлеуді тану жүйесі тек сөздерді ғана емес, сонымен бірге сөйлеушінің эмоциясын, үзілістерін және сөйлеу </w:t>
       </w:r>
       <w:r>
         <w:rPr>
@@ -124,7 +140,7 @@
           <w:lang w:val="kk-KZ"/>
         </w:rPr>
         <w:lastRenderedPageBreak/>
-        <w:t>сөйлеу қарқынын да ескеретін метадеректерді қалыптастыруы тиіс. Бұл «диаризация» (diarization) процесіне ұласады, яғни аудио жазбадағы бірнеше сөйлеушінің (клиент пен оператор) дауысын ажырату және оларды жеке мәтіндік арналарға бөлу. Осылайша, ASR концепциясы қарапайым транскрипция құралынан күрделі интеллектуалды талдау жүйесіне айналады.</w:t>
+        <w:t>қарқынын да ескеретін метадеректерді қалыптастыруы тиіс. Бұл «диаризация» (diarization) процесіне ұласады, яғни аудио жазбадағы бірнеше сөйлеушінің (клиент пен оператор) дауысын ажырату және оларды жеке мәтіндік арналарға бөлу. Осылайша, ASR концепциясы қарапайым транскрипция құралынан күрделі интеллектуалды талдау жүйесіне айналады.</w:t>
       </w:r>
     </w:p>
     <w:p>

--- a/Chapter1-2.docx
+++ b/Chapter1-2.docx
@@ -197,26 +197,26 @@
           <w:szCs w:val="28"/>
           <w:lang w:val="kk-KZ"/>
         </w:rPr>
-        <w:t>Заманауи концепциялардың басым бөлігі терең нейрондық желілерге (Deep Neural Networks — DNN) негізделген. Бұрынғы классикалық жүйелерде әрбір кезең (акустикалық модель, сөздік, тілдік модель) бөлек-бөлек оқытылып, соңында біріктірілсе, қазіргі «End-to-End» архитектуралары дыбыс сигналын кіріске алып, бірден мәтінді шығысқа береді. Бұл жерде «Connectionist Temporal Classification» (CTC) сияқты арнайы алгоритмдер қолданылады. CTC функциясы аудио сигналдың уақыттық шкаласы мен мәтін арасындағы сәйкестікті автоматты түрде тауып, «үнсіздік» (blank) символдары мен қайталанатын әріптерді сүзіп тастайды. Бұл әсіресе мобильді қоңыраулардағы кенеттен пайда болатын үзілістер мен созылыңқы дыбыстарды дұрыс өңдеуге мүмкіндік береді.</w:t>
-      </w:r>
-    </w:p>
-    <w:p>
-      <w:pPr>
-        <w:ind w:firstLine="709"/>
-        <w:jc w:val="both"/>
-        <w:rPr>
-          <w:sz w:val="28"/>
-          <w:szCs w:val="28"/>
-          <w:lang w:val="kk-KZ"/>
-        </w:rPr>
-      </w:pPr>
-      <w:r>
-        <w:rPr>
-          <w:sz w:val="28"/>
-          <w:szCs w:val="28"/>
-          <w:lang w:val="kk-KZ"/>
-        </w:rPr>
-        <w:t xml:space="preserve">Сонымен қатар, сөйлеуді тану концепциясының аясында «сенімділік деңгейі» (confidence score) деген түсінік бар. Жүйе мәтінді берген кезде, ол әрбір сөздің дұрыс танылғанына қаншалықты сенімді екенін пайыздық көрсеткішпен (мысалы, 0.95 немесе 95%) бағалайды. Бұл көрсеткіш мобильді </w:t>
+        <w:t>Заманауи концепциялардың басым бөлігі терең нейрондық желілерге негізделген. Бұрынғы классикалық жүйелерде әрбір кезең (акустикалық модель, сөздік, тілдік модель) бөлек-бөлек оқытылып, соңында біріктірілсе, қазіргі «End-to-End» архитектуралары дыбыс сигналын кіріске алып, бірден мәтінді шығысқа береді. Бұл жерде «Connectionist Temporal Classification» (CTC) сияқты арнайы алгоритмдер қолданылады. CTC функциясы аудио сигналдың уақыттық шкаласы мен мәтін арасындағы сәйкестікті автоматты түрде тауып, «үнсіздік» (blank) символдары мен қайталанатын әріптерді сүзіп тастайды. Бұл әсіресе мобильді қоңыраулардағы кенеттен пайда болатын үзілістер мен созылыңқы дыбыстарды дұрыс өңдеуге мүмкіндік береді.</w:t>
+      </w:r>
+    </w:p>
+    <w:p>
+      <w:pPr>
+        <w:ind w:firstLine="709"/>
+        <w:jc w:val="both"/>
+        <w:rPr>
+          <w:sz w:val="28"/>
+          <w:szCs w:val="28"/>
+          <w:lang w:val="kk-KZ"/>
+        </w:rPr>
+      </w:pPr>
+      <w:r>
+        <w:rPr>
+          <w:sz w:val="28"/>
+          <w:szCs w:val="28"/>
+          <w:lang w:val="kk-KZ"/>
+        </w:rPr>
+        <w:t xml:space="preserve">Сонымен қатар, сөйлеуді тану концепциясының аясында «сенімділік деңгейі» (confidence score) деген түсінік бар. Жүйе мәтінді берген кезде, ол әрбір сөздің дұрыс танылғанына қаншалықты сенімді екенін пайыздық көрсеткішпен (мысалы, 0.95 немесе 95%) бағалайды. Бұл көрсеткіш мобильді қоңырауларды жіктеу кезеңінде өте маңызды рөл атқарады. Егер сенімділік </w:t>
       </w:r>
       <w:r>
         <w:rPr>
@@ -225,7 +225,7 @@
           <w:lang w:val="kk-KZ"/>
         </w:rPr>
         <w:lastRenderedPageBreak/>
-        <w:t>қоңырауларды жіктеу кезеңінде өте маңызды рөл атқарады. Егер сенімділік деңгейі төмен болса (мысалы, байланыс нашар болып, сөздер анық естілмесе), жіктеу моделі бұл мәліметті «түсініксіз» деп белгілеп, қате шешім қабылдаудан сақтандырады. Осылайша, ASR концепциясы тек лингвистикалық және математикалық қана емес, сонымен қатар ақпараттық қауіпсіздік пен сапаны бақылау элементтерін де қамтиды.</w:t>
+        <w:t>деңгейі төмен болса (мысалы, байланыс нашар болып, сөздер анық естілмесе), жіктеу моделі бұл мәліметті «түсініксіз» деп белгілеп, қате шешім қабылдаудан сақтандырады. Осылайша, ASR концепциясы тек лингвистикалық және математикалық қана емес, сонымен қатар ақпараттық қауіпсіздік пен сапаны бақылау элементтерін де қамтиды.</w:t>
       </w:r>
     </w:p>
     <w:p>
